--- a/Knowledge/3-Work knowledge/1-Software Engineering/1-Software Engineering Fundamentals/5-My Source/4-Networks Devices/4-Types of Bridges/2-Local Bridge.docx
+++ b/Knowledge/3-Work knowledge/1-Software Engineering/1-Software Engineering Fundamentals/5-My Source/4-Networks Devices/4-Types of Bridges/2-Local Bridge.docx
@@ -4,44 +4,28 @@
   <w:body>
     <w:p>
       <w:pPr>
-        <w:keepNext/>
-        <w:keepLines/>
-        <w:spacing w:before="400" w:after="120" w:line="276" w:lineRule="auto"/>
-        <w:outlineLvl w:val="0"/>
-        <w:rPr>
-          <w:rFonts w:ascii="Arial" w:eastAsia="Arial" w:hAnsi="Arial" w:cs="Arial"/>
-          <w:kern w:val="0"/>
-          <w:sz w:val="40"/>
-          <w:szCs w:val="40"/>
-          <w:lang w:val="en"/>
-          <w14:ligatures w14:val="none"/>
+        <w:pStyle w:val="Heading1"/>
+        <w:rPr>
+          <w:rFonts w:eastAsia="Arial"/>
+          <w:lang w:val="en"/>
         </w:rPr>
       </w:pPr>
       <w:bookmarkStart w:id="0" w:name="_hxu64jfgebdj" w:colFirst="0" w:colLast="0"/>
       <w:bookmarkEnd w:id="0"/>
       <w:r>
         <w:rPr>
-          <w:rFonts w:ascii="Arial" w:eastAsia="Arial" w:hAnsi="Arial" w:cs="Arial"/>
-          <w:kern w:val="0"/>
-          <w:sz w:val="40"/>
-          <w:szCs w:val="40"/>
-          <w:lang w:val="en"/>
-          <w14:ligatures w14:val="none"/>
+          <w:rFonts w:eastAsia="Arial"/>
+          <w:lang w:val="en"/>
         </w:rPr>
         <w:t>Local Bridge</w:t>
       </w:r>
     </w:p>
     <w:p>
       <w:pPr>
-        <w:spacing w:before="280" w:after="120" w:line="276" w:lineRule="auto"/>
-        <w:outlineLvl w:val="1"/>
-        <w:rPr>
-          <w:rFonts w:ascii="Arial" w:eastAsia="Arial" w:hAnsi="Arial" w:cs="Arial"/>
-          <w:kern w:val="0"/>
-          <w:sz w:val="32"/>
-          <w:szCs w:val="32"/>
-          <w:lang w:val="en"/>
-          <w14:ligatures w14:val="none"/>
+        <w:pStyle w:val="Heading2"/>
+        <w:rPr>
+          <w:rFonts w:eastAsia="Arial"/>
+          <w:lang w:val="en"/>
         </w:rPr>
       </w:pPr>
       <w:bookmarkStart w:id="1" w:name="_eaf0g98242q2" w:colFirst="0" w:colLast="0"/>
@@ -49,22 +33,14 @@
       <w:r>
         <w:rPr>
           <w:rFonts w:ascii="Segoe UI Emoji" w:eastAsia="Arial" w:hAnsi="Segoe UI Emoji" w:cs="Segoe UI Emoji"/>
-          <w:kern w:val="0"/>
-          <w:sz w:val="32"/>
-          <w:szCs w:val="32"/>
-          <w:lang w:val="en"/>
-          <w14:ligatures w14:val="none"/>
+          <w:lang w:val="en"/>
         </w:rPr>
         <w:t>🌐</w:t>
       </w:r>
       <w:r>
         <w:rPr>
-          <w:rFonts w:ascii="Arial" w:eastAsia="Arial" w:hAnsi="Arial" w:cs="Arial"/>
-          <w:kern w:val="0"/>
-          <w:sz w:val="32"/>
-          <w:szCs w:val="32"/>
-          <w:lang w:val="en"/>
-          <w14:ligatures w14:val="none"/>
+          <w:rFonts w:eastAsia="Arial"/>
+          <w:lang w:val="en"/>
         </w:rPr>
         <w:t xml:space="preserve"> What is a Local Bridge?</w:t>
       </w:r>
@@ -406,15 +382,10 @@
     </w:p>
     <w:p>
       <w:pPr>
-        <w:spacing w:before="280" w:after="120" w:line="276" w:lineRule="auto"/>
-        <w:outlineLvl w:val="1"/>
-        <w:rPr>
-          <w:rFonts w:ascii="Arial" w:eastAsia="Arial" w:hAnsi="Arial" w:cs="Arial"/>
-          <w:kern w:val="0"/>
-          <w:sz w:val="32"/>
-          <w:szCs w:val="32"/>
-          <w:lang w:val="en"/>
-          <w14:ligatures w14:val="none"/>
+        <w:pStyle w:val="Heading2"/>
+        <w:rPr>
+          <w:rFonts w:eastAsia="Arial"/>
+          <w:lang w:val="en"/>
         </w:rPr>
       </w:pPr>
       <w:bookmarkStart w:id="2" w:name="_zb9w4pxsxlvc" w:colFirst="0" w:colLast="0"/>
@@ -422,22 +393,14 @@
       <w:r>
         <w:rPr>
           <w:rFonts w:ascii="Segoe UI Emoji" w:eastAsia="Arial" w:hAnsi="Segoe UI Emoji" w:cs="Segoe UI Emoji"/>
-          <w:kern w:val="0"/>
-          <w:sz w:val="32"/>
-          <w:szCs w:val="32"/>
-          <w:lang w:val="en"/>
-          <w14:ligatures w14:val="none"/>
+          <w:lang w:val="en"/>
         </w:rPr>
         <w:t>🔄</w:t>
       </w:r>
       <w:r>
         <w:rPr>
-          <w:rFonts w:ascii="Arial" w:eastAsia="Arial" w:hAnsi="Arial" w:cs="Arial"/>
-          <w:kern w:val="0"/>
-          <w:sz w:val="32"/>
-          <w:szCs w:val="32"/>
-          <w:lang w:val="en"/>
-          <w14:ligatures w14:val="none"/>
+          <w:rFonts w:eastAsia="Arial"/>
+          <w:lang w:val="en"/>
         </w:rPr>
         <w:t xml:space="preserve"> What It Does</w:t>
       </w:r>
@@ -764,15 +727,10 @@
     </w:p>
     <w:p>
       <w:pPr>
-        <w:spacing w:before="280" w:after="120" w:line="276" w:lineRule="auto"/>
-        <w:outlineLvl w:val="1"/>
-        <w:rPr>
-          <w:rFonts w:ascii="Arial" w:eastAsia="Arial" w:hAnsi="Arial" w:cs="Arial"/>
-          <w:kern w:val="0"/>
-          <w:sz w:val="32"/>
-          <w:szCs w:val="32"/>
-          <w:lang w:val="en"/>
-          <w14:ligatures w14:val="none"/>
+        <w:pStyle w:val="Heading2"/>
+        <w:rPr>
+          <w:rFonts w:eastAsia="Arial"/>
+          <w:lang w:val="en"/>
         </w:rPr>
       </w:pPr>
       <w:bookmarkStart w:id="3" w:name="_s23mi3s6ur3p" w:colFirst="0" w:colLast="0"/>
@@ -780,22 +738,14 @@
       <w:r>
         <w:rPr>
           <w:rFonts w:ascii="Segoe UI Emoji" w:eastAsia="Arial" w:hAnsi="Segoe UI Emoji" w:cs="Segoe UI Emoji"/>
-          <w:kern w:val="0"/>
-          <w:sz w:val="32"/>
-          <w:szCs w:val="32"/>
-          <w:lang w:val="en"/>
-          <w14:ligatures w14:val="none"/>
+          <w:lang w:val="en"/>
         </w:rPr>
         <w:t>🧱</w:t>
       </w:r>
       <w:r>
         <w:rPr>
-          <w:rFonts w:ascii="Arial" w:eastAsia="Arial" w:hAnsi="Arial" w:cs="Arial"/>
-          <w:kern w:val="0"/>
-          <w:sz w:val="32"/>
-          <w:szCs w:val="32"/>
-          <w:lang w:val="en"/>
-          <w14:ligatures w14:val="none"/>
+          <w:rFonts w:eastAsia="Arial"/>
+          <w:lang w:val="en"/>
         </w:rPr>
         <w:t xml:space="preserve"> Example Network</w:t>
       </w:r>
@@ -902,6 +852,7 @@
           <w:lang w:val="en"/>
           <w14:ligatures w14:val="none"/>
         </w:rPr>
+        <w:lastRenderedPageBreak/>
         <w:drawing>
           <wp:inline distT="114300" distB="114300" distL="114300" distR="114300" wp14:anchorId="4BDC2964" wp14:editId="582CC44F">
             <wp:extent cx="5943600" cy="1422400"/>
@@ -1234,15 +1185,10 @@
     </w:p>
     <w:p>
       <w:pPr>
-        <w:spacing w:before="280" w:after="120" w:line="276" w:lineRule="auto"/>
-        <w:outlineLvl w:val="1"/>
-        <w:rPr>
-          <w:rFonts w:ascii="Arial" w:eastAsia="Arial" w:hAnsi="Arial" w:cs="Arial"/>
-          <w:kern w:val="0"/>
-          <w:sz w:val="32"/>
-          <w:szCs w:val="32"/>
-          <w:lang w:val="en"/>
-          <w14:ligatures w14:val="none"/>
+        <w:pStyle w:val="Heading2"/>
+        <w:rPr>
+          <w:rFonts w:eastAsia="Arial"/>
+          <w:lang w:val="en"/>
         </w:rPr>
       </w:pPr>
       <w:bookmarkStart w:id="4" w:name="_mkw5jmtyy3m3" w:colFirst="0" w:colLast="0"/>
@@ -1250,22 +1196,14 @@
       <w:r>
         <w:rPr>
           <w:rFonts w:ascii="Segoe UI Emoji" w:eastAsia="Arial" w:hAnsi="Segoe UI Emoji" w:cs="Segoe UI Emoji"/>
-          <w:kern w:val="0"/>
-          <w:sz w:val="32"/>
-          <w:szCs w:val="32"/>
-          <w:lang w:val="en"/>
-          <w14:ligatures w14:val="none"/>
+          <w:lang w:val="en"/>
         </w:rPr>
         <w:t>🆚</w:t>
       </w:r>
       <w:r>
         <w:rPr>
-          <w:rFonts w:ascii="Arial" w:eastAsia="Arial" w:hAnsi="Arial" w:cs="Arial"/>
-          <w:kern w:val="0"/>
-          <w:sz w:val="32"/>
-          <w:szCs w:val="32"/>
-          <w:lang w:val="en"/>
-          <w14:ligatures w14:val="none"/>
+          <w:rFonts w:eastAsia="Arial"/>
+          <w:lang w:val="en"/>
         </w:rPr>
         <w:t xml:space="preserve"> Local Bridge vs Remote Bridge</w:t>
       </w:r>
@@ -1740,6 +1678,7 @@
                 <w:lang w:val="en"/>
                 <w14:ligatures w14:val="none"/>
               </w:rPr>
+              <w:lastRenderedPageBreak/>
               <w:t>Connection Type</w:t>
             </w:r>
           </w:p>
@@ -1978,15 +1917,10 @@
     </w:p>
     <w:p>
       <w:pPr>
-        <w:spacing w:before="280" w:after="120" w:line="276" w:lineRule="auto"/>
-        <w:outlineLvl w:val="1"/>
-        <w:rPr>
-          <w:rFonts w:ascii="Arial" w:eastAsia="Arial" w:hAnsi="Arial" w:cs="Arial"/>
-          <w:kern w:val="0"/>
-          <w:sz w:val="32"/>
-          <w:szCs w:val="32"/>
-          <w:lang w:val="en"/>
-          <w14:ligatures w14:val="none"/>
+        <w:pStyle w:val="Heading2"/>
+        <w:rPr>
+          <w:rFonts w:ascii="Arial" w:eastAsia="Arial" w:hAnsi="Arial" w:cs="Arial"/>
+          <w:lang w:val="en"/>
         </w:rPr>
       </w:pPr>
       <w:bookmarkStart w:id="5" w:name="_rr1jp5e5ofr7" w:colFirst="0" w:colLast="0"/>
@@ -1994,22 +1928,14 @@
       <w:r>
         <w:rPr>
           <w:rFonts w:ascii="Segoe UI Emoji" w:eastAsia="Arial Unicode MS" w:hAnsi="Segoe UI Emoji" w:cs="Segoe UI Emoji"/>
-          <w:kern w:val="0"/>
-          <w:sz w:val="32"/>
-          <w:szCs w:val="32"/>
-          <w:lang w:val="en"/>
-          <w14:ligatures w14:val="none"/>
+          <w:lang w:val="en"/>
         </w:rPr>
         <w:t>✅</w:t>
       </w:r>
       <w:r>
         <w:rPr>
-          <w:rFonts w:ascii="Arial Unicode MS" w:eastAsia="Arial Unicode MS" w:hAnsi="Arial Unicode MS" w:cs="Arial Unicode MS"/>
-          <w:kern w:val="0"/>
-          <w:sz w:val="32"/>
-          <w:szCs w:val="32"/>
-          <w:lang w:val="en"/>
-          <w14:ligatures w14:val="none"/>
+          <w:rFonts w:eastAsia="Arial Unicode MS"/>
+          <w:lang w:val="en"/>
         </w:rPr>
         <w:t xml:space="preserve"> Use Cases</w:t>
       </w:r>
@@ -2287,15 +2213,10 @@
     </w:p>
     <w:p>
       <w:pPr>
-        <w:spacing w:before="280" w:after="120" w:line="276" w:lineRule="auto"/>
-        <w:outlineLvl w:val="1"/>
-        <w:rPr>
-          <w:rFonts w:ascii="Arial" w:eastAsia="Arial" w:hAnsi="Arial" w:cs="Arial"/>
-          <w:kern w:val="0"/>
-          <w:sz w:val="32"/>
-          <w:szCs w:val="32"/>
-          <w:lang w:val="en"/>
-          <w14:ligatures w14:val="none"/>
+        <w:pStyle w:val="Heading2"/>
+        <w:rPr>
+          <w:rFonts w:ascii="Arial" w:eastAsia="Arial" w:hAnsi="Arial" w:cs="Arial"/>
+          <w:lang w:val="en"/>
         </w:rPr>
       </w:pPr>
       <w:bookmarkStart w:id="6" w:name="_foc9ohf3i8er" w:colFirst="0" w:colLast="0"/>
@@ -2303,22 +2224,14 @@
       <w:r>
         <w:rPr>
           <w:rFonts w:ascii="Segoe UI Emoji" w:eastAsia="Arial Unicode MS" w:hAnsi="Segoe UI Emoji" w:cs="Segoe UI Emoji"/>
-          <w:kern w:val="0"/>
-          <w:sz w:val="32"/>
-          <w:szCs w:val="32"/>
-          <w:lang w:val="en"/>
-          <w14:ligatures w14:val="none"/>
+          <w:lang w:val="en"/>
         </w:rPr>
         <w:t>❌</w:t>
       </w:r>
       <w:r>
         <w:rPr>
-          <w:rFonts w:ascii="Arial Unicode MS" w:eastAsia="Arial Unicode MS" w:hAnsi="Arial Unicode MS" w:cs="Arial Unicode MS"/>
-          <w:kern w:val="0"/>
-          <w:sz w:val="32"/>
-          <w:szCs w:val="32"/>
-          <w:lang w:val="en"/>
-          <w14:ligatures w14:val="none"/>
+          <w:rFonts w:eastAsia="Arial Unicode MS"/>
+          <w:lang w:val="en"/>
         </w:rPr>
         <w:t xml:space="preserve"> Limitations</w:t>
       </w:r>
@@ -2612,15 +2525,10 @@
     </w:p>
     <w:p>
       <w:pPr>
-        <w:spacing w:before="280" w:after="120" w:line="276" w:lineRule="auto"/>
-        <w:outlineLvl w:val="1"/>
-        <w:rPr>
-          <w:rFonts w:ascii="Arial" w:eastAsia="Arial" w:hAnsi="Arial" w:cs="Arial"/>
-          <w:kern w:val="0"/>
-          <w:sz w:val="32"/>
-          <w:szCs w:val="32"/>
-          <w:lang w:val="en"/>
-          <w14:ligatures w14:val="none"/>
+        <w:pStyle w:val="Heading2"/>
+        <w:rPr>
+          <w:rFonts w:eastAsia="Arial"/>
+          <w:lang w:val="en"/>
         </w:rPr>
       </w:pPr>
       <w:bookmarkStart w:id="7" w:name="_ey74jgpnugsv" w:colFirst="0" w:colLast="0"/>
@@ -2628,22 +2536,14 @@
       <w:r>
         <w:rPr>
           <w:rFonts w:ascii="Segoe UI Emoji" w:eastAsia="Arial" w:hAnsi="Segoe UI Emoji" w:cs="Segoe UI Emoji"/>
-          <w:kern w:val="0"/>
-          <w:sz w:val="32"/>
-          <w:szCs w:val="32"/>
-          <w:lang w:val="en"/>
-          <w14:ligatures w14:val="none"/>
+          <w:lang w:val="en"/>
         </w:rPr>
         <w:t>📌</w:t>
       </w:r>
       <w:r>
         <w:rPr>
-          <w:rFonts w:ascii="Arial" w:eastAsia="Arial" w:hAnsi="Arial" w:cs="Arial"/>
-          <w:kern w:val="0"/>
-          <w:sz w:val="32"/>
-          <w:szCs w:val="32"/>
-          <w:lang w:val="en"/>
-          <w14:ligatures w14:val="none"/>
+          <w:rFonts w:eastAsia="Arial"/>
+          <w:lang w:val="en"/>
         </w:rPr>
         <w:t xml:space="preserve"> Summary</w:t>
       </w:r>
@@ -2750,6 +2650,7 @@
           <w:lang w:val="en"/>
           <w14:ligatures w14:val="none"/>
         </w:rPr>
+        <w:lastRenderedPageBreak/>
         <w:drawing>
           <wp:inline distT="114300" distB="114300" distL="114300" distR="114300" wp14:anchorId="5C15B42D" wp14:editId="47AE0CD2">
             <wp:extent cx="5943600" cy="1257300"/>
@@ -4104,7 +4005,6 @@
     <w:next w:val="Normal"/>
     <w:link w:val="Heading2Char"/>
     <w:uiPriority w:val="9"/>
-    <w:semiHidden/>
     <w:unhideWhenUsed/>
     <w:qFormat/>
     <w:rsid w:val="00483CE7"/>
@@ -4321,7 +4221,6 @@
     <w:basedOn w:val="DefaultParagraphFont"/>
     <w:link w:val="Heading2"/>
     <w:uiPriority w:val="9"/>
-    <w:semiHidden/>
     <w:rsid w:val="00483CE7"/>
     <w:rPr>
       <w:rFonts w:asciiTheme="majorHAnsi" w:eastAsiaTheme="majorEastAsia" w:hAnsiTheme="majorHAnsi" w:cstheme="majorBidi"/>
